--- a/Assignment/Assignment 4/Assignment 4.docx
+++ b/Assignment/Assignment 4/Assignment 4.docx
@@ -11357,7 +11357,6 @@
           <w:szCs w:val="28"/>
         </w:rPr>
       </w:pPr>
-      <w:bookmarkStart w:id="0" w:name="_GoBack"/>
       <w:r>
         <w:rPr>
           <w:color w:val="000000" w:themeColor="text1"/>
@@ -11385,7 +11384,6 @@
         <w:t xml:space="preserve"> and TF-IDF Vectorizer.</w:t>
       </w:r>
     </w:p>
-    <w:bookmarkEnd w:id="0"/>
     <w:p>
       <w:pPr>
         <w:pStyle w:val="Heading2"/>
@@ -27130,6 +27128,13 @@
           <w:szCs w:val="28"/>
         </w:rPr>
         <w:br/>
+      </w:r>
+      <w:r>
+        <w:rPr>
+          <w:color w:val="000000" w:themeColor="text1"/>
+          <w:sz w:val="28"/>
+          <w:szCs w:val="28"/>
+        </w:rPr>
         <w:t>17. Compare TF-IDF and Word Embeddings for document similarity. When would TF-IDF outperform embeddings?</w:t>
       </w:r>
     </w:p>
@@ -31642,9 +31647,18 @@
           <w:szCs w:val="28"/>
         </w:rPr>
         <w:br/>
+      </w:r>
+      <w:bookmarkStart w:id="0" w:name="_GoBack"/>
+      <w:r>
+        <w:rPr>
+          <w:color w:val="000000" w:themeColor="text1"/>
+          <w:sz w:val="28"/>
+          <w:szCs w:val="28"/>
+        </w:rPr>
         <w:t>20. Design a hybrid document similarity system with phrase-based TF-IDF. Explain how you would weight this representations.</w:t>
       </w:r>
     </w:p>
+    <w:bookmarkEnd w:id="0"/>
     <w:p>
       <w:pPr>
         <w:rPr>
